--- a/wwwroot/webCourse/options/NotFindHomeworkAndTest.docx
+++ b/wwwroot/webCourse/options/NotFindHomeworkAndTest.docx
@@ -129,31 +129,20 @@
               <w:pStyle w:val="NormalWeb"/>
               <w:jc w:val="center"/>
               <w:rPr>
+                <w:rFonts w:ascii="Noto Sans SC" w:eastAsia="Noto Sans SC" w:hAnsi="Noto Sans SC"/>
+                <w:color w:val="008000"/>
+                <w:sz w:val="27"/>
+                <w:szCs w:val="27"/>
+              </w:rPr>
+            </w:pPr>
+            <w:r>
+              <w:rPr>
                 <w:rFonts w:ascii="Noto Sans SC" w:eastAsia="Noto Sans SC" w:hAnsi="Noto Sans SC" w:hint="eastAsia"/>
                 <w:color w:val="008000"/>
                 <w:sz w:val="27"/>
                 <w:szCs w:val="27"/>
               </w:rPr>
-            </w:pPr>
-            <w:r>
-              <w:rPr>
-                <w:rFonts w:ascii="Noto Sans SC" w:eastAsia="Noto Sans SC" w:hAnsi="Noto Sans SC" w:hint="eastAsia"/>
-                <w:color w:val="008000"/>
-                <w:sz w:val="27"/>
-                <w:szCs w:val="27"/>
-              </w:rPr>
-              <w:t>3. 如下是一个作</w:t>
-            </w:r>
-            <w:bookmarkStart w:id="0" w:name="_GoBack"/>
-            <w:bookmarkEnd w:id="0"/>
-            <w:r>
-              <w:rPr>
-                <w:rFonts w:ascii="Noto Sans SC" w:eastAsia="Noto Sans SC" w:hAnsi="Noto Sans SC" w:hint="eastAsia"/>
-                <w:color w:val="008000"/>
-                <w:sz w:val="27"/>
-                <w:szCs w:val="27"/>
-              </w:rPr>
-              <w:t>业测验的示例（示例仅包含一道题目，实际可以包含多道题目）：</w:t>
+              <w:t>3. 如下是一个作业测验的示例（示例仅包含一道题目，实际可以包含多道题目）：</w:t>
             </w:r>
           </w:p>
           <w:p>
@@ -193,253 +182,254 @@
               </w:rPr>
               <w:t>是：</w:t>
             </w:r>
-            <w:bookmarkStart w:id="1" w:name="_MON_1367063480"/>
-            <w:bookmarkStart w:id="2" w:name="_MON_1367063940"/>
-            <w:bookmarkStart w:id="3" w:name="_MON_1367063955"/>
-            <w:bookmarkStart w:id="4" w:name="_MON_1367063964"/>
-            <w:bookmarkStart w:id="5" w:name="_MON_1367064005"/>
-            <w:bookmarkStart w:id="6" w:name="_MON_1367064034"/>
-            <w:bookmarkStart w:id="7" w:name="_MON_1367065425"/>
-            <w:bookmarkStart w:id="8" w:name="_MON_1367669845"/>
-            <w:bookmarkStart w:id="9" w:name="_MON_1372967430"/>
-            <w:bookmarkStart w:id="10" w:name="_MON_1375108677"/>
-            <w:bookmarkStart w:id="11" w:name="_MON_1375108921"/>
-            <w:bookmarkStart w:id="12" w:name="_MON_1375109213"/>
-            <w:bookmarkStart w:id="13" w:name="_MON_1375123475"/>
-            <w:bookmarkStart w:id="14" w:name="_MON_1375123755"/>
-            <w:bookmarkStart w:id="15" w:name="_MON_1375124181"/>
-            <w:bookmarkStart w:id="16" w:name="_MON_1375259523"/>
-            <w:bookmarkStart w:id="17" w:name="_MON_1375689188"/>
-            <w:bookmarkStart w:id="18" w:name="_MON_1375706803"/>
-            <w:bookmarkStart w:id="19" w:name="_MON_1375709498"/>
-            <w:bookmarkStart w:id="20" w:name="_MON_1375714902"/>
-            <w:bookmarkStart w:id="21" w:name="_MON_1375955012"/>
-            <w:bookmarkStart w:id="22" w:name="_MON_1376940876"/>
-            <w:bookmarkStart w:id="23" w:name="_MON_1378024777"/>
-            <w:bookmarkStart w:id="24" w:name="_MON_1379784429"/>
-            <w:bookmarkStart w:id="25" w:name="_MON_1380052378"/>
-            <w:bookmarkStart w:id="26" w:name="_MON_1380052408"/>
-            <w:bookmarkStart w:id="27" w:name="_MON_1380052423"/>
-            <w:bookmarkStart w:id="28" w:name="_MON_1380060874"/>
-            <w:bookmarkStart w:id="29" w:name="_MON_1380272260"/>
-            <w:bookmarkStart w:id="30" w:name="_MON_1380358198"/>
-            <w:bookmarkStart w:id="31" w:name="_MON_1380388936"/>
-            <w:bookmarkStart w:id="32" w:name="_MON_1380394595"/>
-            <w:bookmarkStart w:id="33" w:name="_MON_1380440480"/>
-            <w:bookmarkStart w:id="34" w:name="_MON_1380440768"/>
-            <w:bookmarkStart w:id="35" w:name="_MON_1380440918"/>
-            <w:bookmarkStart w:id="36" w:name="_MON_1380442151"/>
-            <w:bookmarkStart w:id="37" w:name="_MON_1380443194"/>
-            <w:bookmarkStart w:id="38" w:name="_MON_1380444172"/>
-            <w:bookmarkStart w:id="39" w:name="_MON_1380890902"/>
-            <w:bookmarkStart w:id="40" w:name="_MON_1380892631"/>
-            <w:bookmarkStart w:id="41" w:name="_MON_1380893617"/>
-            <w:bookmarkStart w:id="42" w:name="_MON_1380910830"/>
-            <w:bookmarkStart w:id="43" w:name="_MON_1381219837"/>
-            <w:bookmarkStart w:id="44" w:name="_MON_1381232286"/>
-            <w:bookmarkStart w:id="45" w:name="_MON_1381232325"/>
-            <w:bookmarkStart w:id="46" w:name="_MON_1381232339"/>
-            <w:bookmarkStart w:id="47" w:name="_MON_1381232382"/>
-            <w:bookmarkStart w:id="48" w:name="_MON_1381232394"/>
-            <w:bookmarkStart w:id="49" w:name="_MON_1381412021"/>
-            <w:bookmarkStart w:id="50" w:name="_MON_1381434828"/>
-            <w:bookmarkStart w:id="51" w:name="_MON_1381512113"/>
-            <w:bookmarkStart w:id="52" w:name="_MON_1381512800"/>
-            <w:bookmarkStart w:id="53" w:name="_MON_1381607821"/>
-            <w:bookmarkStart w:id="54" w:name="_MON_1382683695"/>
-            <w:bookmarkStart w:id="55" w:name="_MON_1382683716"/>
-            <w:bookmarkStart w:id="56" w:name="_MON_1382683727"/>
-            <w:bookmarkStart w:id="57" w:name="_MON_1382712645"/>
-            <w:bookmarkStart w:id="58" w:name="_MON_1382726859"/>
-            <w:bookmarkStart w:id="59" w:name="_MON_1382729723"/>
-            <w:bookmarkStart w:id="60" w:name="_MON_1383923853"/>
-            <w:bookmarkStart w:id="61" w:name="_MON_1384072396"/>
-            <w:bookmarkStart w:id="62" w:name="_MON_1384172442"/>
-            <w:bookmarkStart w:id="63" w:name="_MON_1384328756"/>
-            <w:bookmarkStart w:id="64" w:name="_MON_1384500911"/>
-            <w:bookmarkStart w:id="65" w:name="_MON_1384628263"/>
-            <w:bookmarkStart w:id="66" w:name="_MON_1385038639"/>
-            <w:bookmarkStart w:id="67" w:name="_MON_1385279660"/>
-            <w:bookmarkStart w:id="68" w:name="_MON_1385280749"/>
-            <w:bookmarkStart w:id="69" w:name="_MON_1385283541"/>
-            <w:bookmarkStart w:id="70" w:name="_MON_1385643637"/>
-            <w:bookmarkStart w:id="71" w:name="_MON_1385755540"/>
-            <w:bookmarkStart w:id="72" w:name="_MON_1386676247"/>
-            <w:bookmarkStart w:id="73" w:name="_MON_1386679327"/>
-            <w:bookmarkStart w:id="74" w:name="_MON_1386680041"/>
-            <w:bookmarkStart w:id="75" w:name="_MON_1386680999"/>
-            <w:bookmarkStart w:id="76" w:name="_MON_1387112849"/>
-            <w:bookmarkStart w:id="77" w:name="_MON_1387126473"/>
-            <w:bookmarkStart w:id="78" w:name="_MON_1387137723"/>
-            <w:bookmarkStart w:id="79" w:name="_MON_1387177332"/>
-            <w:bookmarkStart w:id="80" w:name="_MON_1387178354"/>
-            <w:bookmarkStart w:id="81" w:name="_MON_1387912255"/>
-            <w:bookmarkStart w:id="82" w:name="_MON_1387914727"/>
-            <w:bookmarkStart w:id="83" w:name="_MON_1387962318"/>
-            <w:bookmarkStart w:id="84" w:name="_MON_1388063112"/>
-            <w:bookmarkStart w:id="85" w:name="_MON_1388078196"/>
-            <w:bookmarkStart w:id="86" w:name="_MON_1388079387"/>
-            <w:bookmarkStart w:id="87" w:name="_MON_1388144012"/>
-            <w:bookmarkStart w:id="88" w:name="_MON_1388145386"/>
-            <w:bookmarkStart w:id="89" w:name="_MON_1388855011"/>
-            <w:bookmarkStart w:id="90" w:name="_MON_1388857088"/>
-            <w:bookmarkStart w:id="91" w:name="_MON_1388859783"/>
-            <w:bookmarkStart w:id="92" w:name="_MON_1394006743"/>
-            <w:bookmarkStart w:id="93" w:name="_MON_1394195388"/>
-            <w:bookmarkStart w:id="94" w:name="_MON_1394220535"/>
-            <w:bookmarkStart w:id="95" w:name="_MON_1394220726"/>
-            <w:bookmarkStart w:id="96" w:name="_MON_1394260463"/>
-            <w:bookmarkStart w:id="97" w:name="_MON_1394566014"/>
-            <w:bookmarkStart w:id="98" w:name="_MON_1394607948"/>
-            <w:bookmarkStart w:id="99" w:name="_MON_1394612343"/>
-            <w:bookmarkStart w:id="100" w:name="_MON_1394612696"/>
-            <w:bookmarkStart w:id="101" w:name="_MON_1394651585"/>
-            <w:bookmarkStart w:id="102" w:name="_MON_1394651604"/>
-            <w:bookmarkStart w:id="103" w:name="_MON_1394651616"/>
-            <w:bookmarkStart w:id="104" w:name="_MON_1394651633"/>
-            <w:bookmarkStart w:id="105" w:name="_MON_1394651645"/>
-            <w:bookmarkStart w:id="106" w:name="_MON_1394651664"/>
-            <w:bookmarkStart w:id="107" w:name="_MON_1394651675"/>
-            <w:bookmarkStart w:id="108" w:name="_MON_1394652106"/>
-            <w:bookmarkStart w:id="109" w:name="_MON_1394652158"/>
-            <w:bookmarkStart w:id="110" w:name="_MON_1394652162"/>
-            <w:bookmarkStart w:id="111" w:name="_MON_1394976191"/>
-            <w:bookmarkStart w:id="112" w:name="_MON_1395154088"/>
-            <w:bookmarkStart w:id="113" w:name="_MON_1395171029"/>
-            <w:bookmarkStart w:id="114" w:name="_MON_1395339539"/>
-            <w:bookmarkStart w:id="115" w:name="_MON_1395404840"/>
-            <w:bookmarkStart w:id="116" w:name="_MON_1395405182"/>
-            <w:bookmarkStart w:id="117" w:name="_MON_1395650126"/>
-            <w:bookmarkStart w:id="118" w:name="_MON_1395769480"/>
-            <w:bookmarkStart w:id="119" w:name="_MON_1395909592"/>
-            <w:bookmarkStart w:id="120" w:name="_MON_1395912084"/>
-            <w:bookmarkStart w:id="121" w:name="_MON_1396102139"/>
-            <w:bookmarkStart w:id="122" w:name="_MON_1397387059"/>
-            <w:bookmarkStart w:id="123" w:name="_MON_1397388830"/>
-            <w:bookmarkStart w:id="124" w:name="_MON_1399314399"/>
-            <w:bookmarkStart w:id="125" w:name="_MON_1400329040"/>
-            <w:bookmarkStart w:id="126" w:name="_MON_1400329142"/>
-            <w:bookmarkStart w:id="127" w:name="_MON_1400329405"/>
-            <w:bookmarkStart w:id="128" w:name="_MON_1400694853"/>
-            <w:bookmarkStart w:id="129" w:name="_MON_1400785816"/>
-            <w:bookmarkStart w:id="130" w:name="_MON_1401098307"/>
-            <w:bookmarkStart w:id="131" w:name="_MON_1402253494"/>
-            <w:bookmarkStart w:id="132" w:name="_MON_1404112422"/>
-            <w:bookmarkStart w:id="133" w:name="_MON_1406475532"/>
-            <w:bookmarkStart w:id="134" w:name="_MON_1407499308"/>
-            <w:bookmarkStart w:id="135" w:name="_MON_1407500522"/>
-            <w:bookmarkStart w:id="136" w:name="_MON_1409739307"/>
-            <w:bookmarkStart w:id="137" w:name="_MON_1410205658"/>
-            <w:bookmarkStart w:id="138" w:name="_MON_1410259401"/>
-            <w:bookmarkStart w:id="139" w:name="_MON_1410508193"/>
-            <w:bookmarkStart w:id="140" w:name="_MON_1410510650"/>
-            <w:bookmarkStart w:id="141" w:name="_MON_1410516894"/>
-            <w:bookmarkStart w:id="142" w:name="_MON_1410520547"/>
-            <w:bookmarkStart w:id="143" w:name="_MON_1410520607"/>
-            <w:bookmarkStart w:id="144" w:name="_MON_1410520612"/>
-            <w:bookmarkStart w:id="145" w:name="_MON_1410522010"/>
-            <w:bookmarkStart w:id="146" w:name="_MON_1410522109"/>
-            <w:bookmarkStart w:id="147" w:name="_MON_1410522119"/>
-            <w:bookmarkStart w:id="148" w:name="_MON_1410522144"/>
-            <w:bookmarkStart w:id="149" w:name="_MON_1410522152"/>
-            <w:bookmarkStart w:id="150" w:name="_MON_1410523108"/>
-            <w:bookmarkStart w:id="151" w:name="_MON_1410530817"/>
-            <w:bookmarkStart w:id="152" w:name="_MON_1410530852"/>
-            <w:bookmarkStart w:id="153" w:name="_MON_1410530864"/>
-            <w:bookmarkStart w:id="154" w:name="_MON_1410603250"/>
-            <w:bookmarkStart w:id="155" w:name="_MON_1410622252"/>
-            <w:bookmarkStart w:id="156" w:name="_MON_1410636754"/>
-            <w:bookmarkStart w:id="157" w:name="_MON_1410637392"/>
-            <w:bookmarkStart w:id="158" w:name="_MON_1410810152"/>
-            <w:bookmarkStart w:id="159" w:name="_MON_1411049070"/>
-            <w:bookmarkStart w:id="160" w:name="_MON_1411053457"/>
-            <w:bookmarkStart w:id="161" w:name="_MON_1411053933"/>
-            <w:bookmarkStart w:id="162" w:name="_MON_1411062148"/>
-            <w:bookmarkStart w:id="163" w:name="_MON_1411133876"/>
-            <w:bookmarkStart w:id="164" w:name="_MON_1411134200"/>
-            <w:bookmarkStart w:id="165" w:name="_MON_1411819236"/>
-            <w:bookmarkStart w:id="166" w:name="_MON_1413750262"/>
-            <w:bookmarkStart w:id="167" w:name="_MON_1414053903"/>
-            <w:bookmarkStart w:id="168" w:name="_MON_1415352143"/>
-            <w:bookmarkStart w:id="169" w:name="_MON_1415380985"/>
-            <w:bookmarkStart w:id="170" w:name="_MON_1415607710"/>
-            <w:bookmarkStart w:id="171" w:name="_MON_1415630984"/>
-            <w:bookmarkStart w:id="172" w:name="_MON_1415688770"/>
-            <w:bookmarkStart w:id="173" w:name="_MON_1415729264"/>
-            <w:bookmarkStart w:id="174" w:name="_MON_1415801766"/>
-            <w:bookmarkStart w:id="175" w:name="_MON_1415976392"/>
-            <w:bookmarkStart w:id="176" w:name="_MON_1415986059"/>
-            <w:bookmarkStart w:id="177" w:name="_MON_1415990463"/>
-            <w:bookmarkStart w:id="178" w:name="_MON_1416385181"/>
-            <w:bookmarkStart w:id="179" w:name="_MON_1417014767"/>
-            <w:bookmarkStart w:id="180" w:name="_MON_1417195715"/>
-            <w:bookmarkStart w:id="181" w:name="_MON_1417372390"/>
-            <w:bookmarkStart w:id="182" w:name="_MON_1417435483"/>
-            <w:bookmarkStart w:id="183" w:name="_MON_1417633994"/>
-            <w:bookmarkStart w:id="184" w:name="_MON_1422475327"/>
-            <w:bookmarkStart w:id="185" w:name="_MON_1422735546"/>
-            <w:bookmarkStart w:id="186" w:name="_MON_1430762041"/>
-            <w:bookmarkStart w:id="187" w:name="_MON_1430762118"/>
-            <w:bookmarkStart w:id="188" w:name="_MON_1431107928"/>
-            <w:bookmarkStart w:id="189" w:name="_MON_1431591514"/>
-            <w:bookmarkStart w:id="190" w:name="_MON_1431976031"/>
-            <w:bookmarkStart w:id="191" w:name="_MON_1432101918"/>
-            <w:bookmarkStart w:id="192" w:name="_MON_1432103031"/>
-            <w:bookmarkStart w:id="193" w:name="_MON_1432666171"/>
-            <w:bookmarkStart w:id="194" w:name="_MON_1435590168"/>
-            <w:bookmarkStart w:id="195" w:name="_MON_1437147050"/>
-            <w:bookmarkStart w:id="196" w:name="_MON_1439274865"/>
-            <w:bookmarkStart w:id="197" w:name="_MON_1439620505"/>
-            <w:bookmarkStart w:id="198" w:name="_MON_1439703177"/>
-            <w:bookmarkStart w:id="199" w:name="_MON_1440511742"/>
-            <w:bookmarkStart w:id="200" w:name="_MON_1440771017"/>
-            <w:bookmarkStart w:id="201" w:name="_MON_1441092730"/>
-            <w:bookmarkStart w:id="202" w:name="_MON_1441224472"/>
-            <w:bookmarkStart w:id="203" w:name="_MON_1441354294"/>
-            <w:bookmarkStart w:id="204" w:name="_MON_1441476765"/>
-            <w:bookmarkStart w:id="205" w:name="_MON_1441637787"/>
-            <w:bookmarkStart w:id="206" w:name="_MON_1441646280"/>
-            <w:bookmarkStart w:id="207" w:name="_MON_1441741500"/>
-            <w:bookmarkStart w:id="208" w:name="_MON_1442389143"/>
-            <w:bookmarkStart w:id="209" w:name="_MON_1442953320"/>
-            <w:bookmarkStart w:id="210" w:name="_MON_1443258694"/>
-            <w:bookmarkStart w:id="211" w:name="_MON_1452625068"/>
-            <w:bookmarkStart w:id="212" w:name="_MON_1452691654"/>
-            <w:bookmarkStart w:id="213" w:name="_MON_1453636637"/>
-            <w:bookmarkStart w:id="214" w:name="_MON_1453647399"/>
-            <w:bookmarkStart w:id="215" w:name="_MON_1453817834"/>
-            <w:bookmarkStart w:id="216" w:name="_MON_1453839232"/>
-            <w:bookmarkStart w:id="217" w:name="_MON_1454166524"/>
-            <w:bookmarkStart w:id="218" w:name="_MON_1454183240"/>
-            <w:bookmarkStart w:id="219" w:name="_MON_1454438505"/>
-            <w:bookmarkStart w:id="220" w:name="_MON_1454438714"/>
-            <w:bookmarkStart w:id="221" w:name="_MON_1454497615"/>
-            <w:bookmarkStart w:id="222" w:name="_MON_1454960206"/>
-            <w:bookmarkStart w:id="223" w:name="_MON_1454961989"/>
-            <w:bookmarkStart w:id="224" w:name="_MON_1455288307"/>
-            <w:bookmarkStart w:id="225" w:name="_MON_1455992289"/>
-            <w:bookmarkStart w:id="226" w:name="_MON_1456046430"/>
-            <w:bookmarkStart w:id="227" w:name="_MON_1456407883"/>
-            <w:bookmarkStart w:id="228" w:name="_MON_1456490953"/>
-            <w:bookmarkStart w:id="229" w:name="_MON_1456827378"/>
-            <w:bookmarkStart w:id="230" w:name="_MON_1457165848"/>
-            <w:bookmarkStart w:id="231" w:name="_MON_1457612984"/>
-            <w:bookmarkStart w:id="232" w:name="_MON_1457683708"/>
-            <w:bookmarkStart w:id="233" w:name="_MON_1457779530"/>
-            <w:bookmarkStart w:id="234" w:name="_MON_1457864408"/>
-            <w:bookmarkStart w:id="235" w:name="_MON_1458127302"/>
-            <w:bookmarkStart w:id="236" w:name="_MON_1458199490"/>
-            <w:bookmarkStart w:id="237" w:name="_MON_1458219058"/>
-            <w:bookmarkStart w:id="238" w:name="_MON_1458289670"/>
-            <w:bookmarkStart w:id="239" w:name="_MON_1458377084"/>
-            <w:bookmarkStart w:id="240" w:name="_MON_1458399358"/>
-            <w:bookmarkStart w:id="241" w:name="_MON_1459687825"/>
-            <w:bookmarkStart w:id="242" w:name="_MON_1367063065"/>
-            <w:bookmarkStart w:id="243" w:name="_MON_1367063147"/>
-            <w:bookmarkStart w:id="244" w:name="_MON_1367063156"/>
-            <w:bookmarkStart w:id="245" w:name="_MON_1367063284"/>
-            <w:bookmarkStart w:id="246" w:name="_MON_1367063292"/>
-            <w:bookmarkStart w:id="247" w:name="_MON_1367063346"/>
+            <w:bookmarkStart w:id="0" w:name="_MON_1367063480"/>
+            <w:bookmarkStart w:id="1" w:name="_MON_1367063940"/>
+            <w:bookmarkStart w:id="2" w:name="_MON_1367063955"/>
+            <w:bookmarkStart w:id="3" w:name="_MON_1367063964"/>
+            <w:bookmarkStart w:id="4" w:name="_MON_1367064005"/>
+            <w:bookmarkStart w:id="5" w:name="_MON_1367064034"/>
+            <w:bookmarkStart w:id="6" w:name="_MON_1367065425"/>
+            <w:bookmarkStart w:id="7" w:name="_MON_1367669845"/>
+            <w:bookmarkStart w:id="8" w:name="_MON_1372967430"/>
+            <w:bookmarkStart w:id="9" w:name="_MON_1375108677"/>
+            <w:bookmarkStart w:id="10" w:name="_MON_1375108921"/>
+            <w:bookmarkStart w:id="11" w:name="_MON_1375109213"/>
+            <w:bookmarkStart w:id="12" w:name="_MON_1375123475"/>
+            <w:bookmarkStart w:id="13" w:name="_MON_1375123755"/>
+            <w:bookmarkStart w:id="14" w:name="_MON_1375124181"/>
+            <w:bookmarkStart w:id="15" w:name="_MON_1375259523"/>
+            <w:bookmarkStart w:id="16" w:name="_MON_1375689188"/>
+            <w:bookmarkStart w:id="17" w:name="_MON_1375706803"/>
+            <w:bookmarkStart w:id="18" w:name="_MON_1375709498"/>
+            <w:bookmarkStart w:id="19" w:name="_MON_1375714902"/>
+            <w:bookmarkStart w:id="20" w:name="_MON_1375955012"/>
+            <w:bookmarkStart w:id="21" w:name="_MON_1376940876"/>
+            <w:bookmarkStart w:id="22" w:name="_MON_1378024777"/>
+            <w:bookmarkStart w:id="23" w:name="_MON_1379784429"/>
+            <w:bookmarkStart w:id="24" w:name="_MON_1380052378"/>
+            <w:bookmarkStart w:id="25" w:name="_MON_1380052408"/>
+            <w:bookmarkStart w:id="26" w:name="_MON_1380052423"/>
+            <w:bookmarkStart w:id="27" w:name="_MON_1380060874"/>
+            <w:bookmarkStart w:id="28" w:name="_MON_1380272260"/>
+            <w:bookmarkStart w:id="29" w:name="_MON_1380358198"/>
+            <w:bookmarkStart w:id="30" w:name="_MON_1380388936"/>
+            <w:bookmarkStart w:id="31" w:name="_MON_1380394595"/>
+            <w:bookmarkStart w:id="32" w:name="_MON_1380440480"/>
+            <w:bookmarkStart w:id="33" w:name="_MON_1380440768"/>
+            <w:bookmarkStart w:id="34" w:name="_MON_1380440918"/>
+            <w:bookmarkStart w:id="35" w:name="_MON_1380442151"/>
+            <w:bookmarkStart w:id="36" w:name="_MON_1380443194"/>
+            <w:bookmarkStart w:id="37" w:name="_MON_1380444172"/>
+            <w:bookmarkStart w:id="38" w:name="_MON_1380890902"/>
+            <w:bookmarkStart w:id="39" w:name="_MON_1380892631"/>
+            <w:bookmarkStart w:id="40" w:name="_MON_1380893617"/>
+            <w:bookmarkStart w:id="41" w:name="_MON_1380910830"/>
+            <w:bookmarkStart w:id="42" w:name="_MON_1381219837"/>
+            <w:bookmarkStart w:id="43" w:name="_MON_1381232286"/>
+            <w:bookmarkStart w:id="44" w:name="_MON_1381232325"/>
+            <w:bookmarkStart w:id="45" w:name="_MON_1381232339"/>
+            <w:bookmarkStart w:id="46" w:name="_MON_1381232382"/>
+            <w:bookmarkStart w:id="47" w:name="_MON_1381232394"/>
+            <w:bookmarkStart w:id="48" w:name="_MON_1381412021"/>
+            <w:bookmarkStart w:id="49" w:name="_MON_1381434828"/>
+            <w:bookmarkStart w:id="50" w:name="_MON_1381512113"/>
+            <w:bookmarkStart w:id="51" w:name="_MON_1381512800"/>
+            <w:bookmarkStart w:id="52" w:name="_MON_1381607821"/>
+            <w:bookmarkStart w:id="53" w:name="_MON_1382683695"/>
+            <w:bookmarkStart w:id="54" w:name="_MON_1382683716"/>
+            <w:bookmarkStart w:id="55" w:name="_MON_1382683727"/>
+            <w:bookmarkStart w:id="56" w:name="_MON_1382712645"/>
+            <w:bookmarkStart w:id="57" w:name="_MON_1382726859"/>
+            <w:bookmarkStart w:id="58" w:name="_MON_1382729723"/>
+            <w:bookmarkStart w:id="59" w:name="_MON_1383923853"/>
+            <w:bookmarkStart w:id="60" w:name="_MON_1384072396"/>
+            <w:bookmarkStart w:id="61" w:name="_MON_1384172442"/>
+            <w:bookmarkStart w:id="62" w:name="_MON_1384328756"/>
+            <w:bookmarkStart w:id="63" w:name="_MON_1384500911"/>
+            <w:bookmarkStart w:id="64" w:name="_MON_1384628263"/>
+            <w:bookmarkStart w:id="65" w:name="_MON_1385038639"/>
+            <w:bookmarkStart w:id="66" w:name="_MON_1385279660"/>
+            <w:bookmarkStart w:id="67" w:name="_MON_1385280749"/>
+            <w:bookmarkStart w:id="68" w:name="_MON_1385283541"/>
+            <w:bookmarkStart w:id="69" w:name="_MON_1385643637"/>
+            <w:bookmarkStart w:id="70" w:name="_MON_1385755540"/>
+            <w:bookmarkStart w:id="71" w:name="_MON_1386676247"/>
+            <w:bookmarkStart w:id="72" w:name="_MON_1386679327"/>
+            <w:bookmarkStart w:id="73" w:name="_MON_1386680041"/>
+            <w:bookmarkStart w:id="74" w:name="_MON_1386680999"/>
+            <w:bookmarkStart w:id="75" w:name="_MON_1387112849"/>
+            <w:bookmarkStart w:id="76" w:name="_MON_1387126473"/>
+            <w:bookmarkStart w:id="77" w:name="_MON_1387137723"/>
+            <w:bookmarkStart w:id="78" w:name="_MON_1387177332"/>
+            <w:bookmarkStart w:id="79" w:name="_MON_1387178354"/>
+            <w:bookmarkStart w:id="80" w:name="_MON_1387912255"/>
+            <w:bookmarkStart w:id="81" w:name="_MON_1387914727"/>
+            <w:bookmarkStart w:id="82" w:name="_MON_1387962318"/>
+            <w:bookmarkStart w:id="83" w:name="_MON_1388063112"/>
+            <w:bookmarkStart w:id="84" w:name="_MON_1388078196"/>
+            <w:bookmarkStart w:id="85" w:name="_MON_1388079387"/>
+            <w:bookmarkStart w:id="86" w:name="_MON_1388144012"/>
+            <w:bookmarkStart w:id="87" w:name="_MON_1388145386"/>
+            <w:bookmarkStart w:id="88" w:name="_MON_1388855011"/>
+            <w:bookmarkStart w:id="89" w:name="_MON_1388857088"/>
+            <w:bookmarkStart w:id="90" w:name="_MON_1388859783"/>
+            <w:bookmarkStart w:id="91" w:name="_MON_1394006743"/>
+            <w:bookmarkStart w:id="92" w:name="_MON_1394195388"/>
+            <w:bookmarkStart w:id="93" w:name="_MON_1394220535"/>
+            <w:bookmarkStart w:id="94" w:name="_MON_1394220726"/>
+            <w:bookmarkStart w:id="95" w:name="_MON_1394260463"/>
+            <w:bookmarkStart w:id="96" w:name="_MON_1394566014"/>
+            <w:bookmarkStart w:id="97" w:name="_MON_1394607948"/>
+            <w:bookmarkStart w:id="98" w:name="_MON_1394612343"/>
+            <w:bookmarkStart w:id="99" w:name="_MON_1394612696"/>
+            <w:bookmarkStart w:id="100" w:name="_MON_1394651585"/>
+            <w:bookmarkStart w:id="101" w:name="_MON_1394651604"/>
+            <w:bookmarkStart w:id="102" w:name="_MON_1394651616"/>
+            <w:bookmarkStart w:id="103" w:name="_MON_1394651633"/>
+            <w:bookmarkStart w:id="104" w:name="_MON_1394651645"/>
+            <w:bookmarkStart w:id="105" w:name="_MON_1394651664"/>
+            <w:bookmarkStart w:id="106" w:name="_MON_1394651675"/>
+            <w:bookmarkStart w:id="107" w:name="_MON_1394652106"/>
+            <w:bookmarkStart w:id="108" w:name="_MON_1394652158"/>
+            <w:bookmarkStart w:id="109" w:name="_MON_1394652162"/>
+            <w:bookmarkStart w:id="110" w:name="_MON_1394976191"/>
+            <w:bookmarkStart w:id="111" w:name="_MON_1395154088"/>
+            <w:bookmarkStart w:id="112" w:name="_MON_1395171029"/>
+            <w:bookmarkStart w:id="113" w:name="_MON_1395339539"/>
+            <w:bookmarkStart w:id="114" w:name="_MON_1395404840"/>
+            <w:bookmarkStart w:id="115" w:name="_MON_1395405182"/>
+            <w:bookmarkStart w:id="116" w:name="_MON_1395650126"/>
+            <w:bookmarkStart w:id="117" w:name="_MON_1395769480"/>
+            <w:bookmarkStart w:id="118" w:name="_MON_1395909592"/>
+            <w:bookmarkStart w:id="119" w:name="_MON_1395912084"/>
+            <w:bookmarkStart w:id="120" w:name="_MON_1396102139"/>
+            <w:bookmarkStart w:id="121" w:name="_MON_1397387059"/>
+            <w:bookmarkStart w:id="122" w:name="_MON_1397388830"/>
+            <w:bookmarkStart w:id="123" w:name="_MON_1399314399"/>
+            <w:bookmarkStart w:id="124" w:name="_MON_1400329040"/>
+            <w:bookmarkStart w:id="125" w:name="_MON_1400329142"/>
+            <w:bookmarkStart w:id="126" w:name="_MON_1400329405"/>
+            <w:bookmarkStart w:id="127" w:name="_MON_1400694853"/>
+            <w:bookmarkStart w:id="128" w:name="_MON_1400785816"/>
+            <w:bookmarkStart w:id="129" w:name="_MON_1401098307"/>
+            <w:bookmarkStart w:id="130" w:name="_MON_1402253494"/>
+            <w:bookmarkStart w:id="131" w:name="_MON_1404112422"/>
+            <w:bookmarkStart w:id="132" w:name="_MON_1406475532"/>
+            <w:bookmarkStart w:id="133" w:name="_MON_1407499308"/>
+            <w:bookmarkStart w:id="134" w:name="_MON_1407500522"/>
+            <w:bookmarkStart w:id="135" w:name="_MON_1409739307"/>
+            <w:bookmarkStart w:id="136" w:name="_MON_1410205658"/>
+            <w:bookmarkStart w:id="137" w:name="_MON_1410259401"/>
+            <w:bookmarkStart w:id="138" w:name="_MON_1410508193"/>
+            <w:bookmarkStart w:id="139" w:name="_MON_1410510650"/>
+            <w:bookmarkStart w:id="140" w:name="_MON_1410516894"/>
+            <w:bookmarkStart w:id="141" w:name="_MON_1410520547"/>
+            <w:bookmarkStart w:id="142" w:name="_MON_1410520607"/>
+            <w:bookmarkStart w:id="143" w:name="_MON_1410520612"/>
+            <w:bookmarkStart w:id="144" w:name="_MON_1410522010"/>
+            <w:bookmarkStart w:id="145" w:name="_MON_1410522109"/>
+            <w:bookmarkStart w:id="146" w:name="_MON_1410522119"/>
+            <w:bookmarkStart w:id="147" w:name="_MON_1410522144"/>
+            <w:bookmarkStart w:id="148" w:name="_MON_1410522152"/>
+            <w:bookmarkStart w:id="149" w:name="_MON_1410523108"/>
+            <w:bookmarkStart w:id="150" w:name="_MON_1410530817"/>
+            <w:bookmarkStart w:id="151" w:name="_MON_1410530852"/>
+            <w:bookmarkStart w:id="152" w:name="_MON_1410530864"/>
+            <w:bookmarkStart w:id="153" w:name="_MON_1410603250"/>
+            <w:bookmarkStart w:id="154" w:name="_MON_1410622252"/>
+            <w:bookmarkStart w:id="155" w:name="_MON_1410636754"/>
+            <w:bookmarkStart w:id="156" w:name="_MON_1410637392"/>
+            <w:bookmarkStart w:id="157" w:name="_MON_1410810152"/>
+            <w:bookmarkStart w:id="158" w:name="_MON_1411049070"/>
+            <w:bookmarkStart w:id="159" w:name="_MON_1411053457"/>
+            <w:bookmarkStart w:id="160" w:name="_MON_1411053933"/>
+            <w:bookmarkStart w:id="161" w:name="_MON_1411062148"/>
+            <w:bookmarkStart w:id="162" w:name="_MON_1411133876"/>
+            <w:bookmarkStart w:id="163" w:name="_MON_1411134200"/>
+            <w:bookmarkStart w:id="164" w:name="_MON_1411819236"/>
+            <w:bookmarkStart w:id="165" w:name="_MON_1413750262"/>
+            <w:bookmarkStart w:id="166" w:name="_MON_1414053903"/>
+            <w:bookmarkStart w:id="167" w:name="_MON_1415352143"/>
+            <w:bookmarkStart w:id="168" w:name="_MON_1415380985"/>
+            <w:bookmarkStart w:id="169" w:name="_MON_1415607710"/>
+            <w:bookmarkStart w:id="170" w:name="_MON_1415630984"/>
+            <w:bookmarkStart w:id="171" w:name="_MON_1415688770"/>
+            <w:bookmarkStart w:id="172" w:name="_MON_1415729264"/>
+            <w:bookmarkStart w:id="173" w:name="_MON_1415801766"/>
+            <w:bookmarkStart w:id="174" w:name="_MON_1415976392"/>
+            <w:bookmarkStart w:id="175" w:name="_MON_1415986059"/>
+            <w:bookmarkStart w:id="176" w:name="_MON_1415990463"/>
+            <w:bookmarkStart w:id="177" w:name="_MON_1416385181"/>
+            <w:bookmarkStart w:id="178" w:name="_MON_1417014767"/>
+            <w:bookmarkStart w:id="179" w:name="_MON_1417195715"/>
+            <w:bookmarkStart w:id="180" w:name="_MON_1417372390"/>
+            <w:bookmarkStart w:id="181" w:name="_MON_1417435483"/>
+            <w:bookmarkStart w:id="182" w:name="_MON_1417633994"/>
+            <w:bookmarkStart w:id="183" w:name="_MON_1422475327"/>
+            <w:bookmarkStart w:id="184" w:name="_MON_1422735546"/>
+            <w:bookmarkStart w:id="185" w:name="_MON_1430762041"/>
+            <w:bookmarkStart w:id="186" w:name="_MON_1430762118"/>
+            <w:bookmarkStart w:id="187" w:name="_MON_1431107928"/>
+            <w:bookmarkStart w:id="188" w:name="_MON_1431591514"/>
+            <w:bookmarkStart w:id="189" w:name="_MON_1431976031"/>
+            <w:bookmarkStart w:id="190" w:name="_MON_1432101918"/>
+            <w:bookmarkStart w:id="191" w:name="_MON_1432103031"/>
+            <w:bookmarkStart w:id="192" w:name="_MON_1432666171"/>
+            <w:bookmarkStart w:id="193" w:name="_MON_1435590168"/>
+            <w:bookmarkStart w:id="194" w:name="_MON_1437147050"/>
+            <w:bookmarkStart w:id="195" w:name="_MON_1439274865"/>
+            <w:bookmarkStart w:id="196" w:name="_MON_1439620505"/>
+            <w:bookmarkStart w:id="197" w:name="_MON_1439703177"/>
+            <w:bookmarkStart w:id="198" w:name="_MON_1440511742"/>
+            <w:bookmarkStart w:id="199" w:name="_MON_1440771017"/>
+            <w:bookmarkStart w:id="200" w:name="_MON_1441092730"/>
+            <w:bookmarkStart w:id="201" w:name="_MON_1441224472"/>
+            <w:bookmarkStart w:id="202" w:name="_MON_1441354294"/>
+            <w:bookmarkStart w:id="203" w:name="_MON_1441476765"/>
+            <w:bookmarkStart w:id="204" w:name="_MON_1441637787"/>
+            <w:bookmarkStart w:id="205" w:name="_MON_1441646280"/>
+            <w:bookmarkStart w:id="206" w:name="_MON_1441741500"/>
+            <w:bookmarkStart w:id="207" w:name="_MON_1442389143"/>
+            <w:bookmarkStart w:id="208" w:name="_MON_1442953320"/>
+            <w:bookmarkStart w:id="209" w:name="_MON_1443258694"/>
+            <w:bookmarkStart w:id="210" w:name="_MON_1452625068"/>
+            <w:bookmarkStart w:id="211" w:name="_MON_1452691654"/>
+            <w:bookmarkStart w:id="212" w:name="_MON_1453636637"/>
+            <w:bookmarkStart w:id="213" w:name="_MON_1453647399"/>
+            <w:bookmarkStart w:id="214" w:name="_MON_1453817834"/>
+            <w:bookmarkStart w:id="215" w:name="_MON_1453839232"/>
+            <w:bookmarkStart w:id="216" w:name="_MON_1454166524"/>
+            <w:bookmarkStart w:id="217" w:name="_MON_1454183240"/>
+            <w:bookmarkStart w:id="218" w:name="_MON_1454438505"/>
+            <w:bookmarkStart w:id="219" w:name="_MON_1454438714"/>
+            <w:bookmarkStart w:id="220" w:name="_MON_1454497615"/>
+            <w:bookmarkStart w:id="221" w:name="_MON_1454960206"/>
+            <w:bookmarkStart w:id="222" w:name="_MON_1454961989"/>
+            <w:bookmarkStart w:id="223" w:name="_MON_1455288307"/>
+            <w:bookmarkStart w:id="224" w:name="_MON_1455992289"/>
+            <w:bookmarkStart w:id="225" w:name="_MON_1456046430"/>
+            <w:bookmarkStart w:id="226" w:name="_MON_1456407883"/>
+            <w:bookmarkStart w:id="227" w:name="_MON_1456490953"/>
+            <w:bookmarkStart w:id="228" w:name="_MON_1456827378"/>
+            <w:bookmarkStart w:id="229" w:name="_MON_1457165848"/>
+            <w:bookmarkStart w:id="230" w:name="_MON_1457612984"/>
+            <w:bookmarkStart w:id="231" w:name="_MON_1457683708"/>
+            <w:bookmarkStart w:id="232" w:name="_MON_1457779530"/>
+            <w:bookmarkStart w:id="233" w:name="_MON_1457864408"/>
+            <w:bookmarkStart w:id="234" w:name="_MON_1458127302"/>
+            <w:bookmarkStart w:id="235" w:name="_MON_1458199490"/>
+            <w:bookmarkStart w:id="236" w:name="_MON_1458219058"/>
+            <w:bookmarkStart w:id="237" w:name="_MON_1458289670"/>
+            <w:bookmarkStart w:id="238" w:name="_MON_1458377084"/>
+            <w:bookmarkStart w:id="239" w:name="_MON_1458399358"/>
+            <w:bookmarkStart w:id="240" w:name="_MON_1459687825"/>
+            <w:bookmarkStart w:id="241" w:name="_MON_1367063065"/>
+            <w:bookmarkStart w:id="242" w:name="_MON_1367063147"/>
+            <w:bookmarkStart w:id="243" w:name="_MON_1367063156"/>
+            <w:bookmarkStart w:id="244" w:name="_MON_1367063284"/>
+            <w:bookmarkStart w:id="245" w:name="_MON_1367063292"/>
+            <w:bookmarkStart w:id="246" w:name="_MON_1367063346"/>
+            <w:bookmarkEnd w:id="0"/>
             <w:bookmarkEnd w:id="1"/>
             <w:bookmarkEnd w:id="2"/>
             <w:bookmarkEnd w:id="3"/>
@@ -686,7 +676,6 @@
             <w:bookmarkEnd w:id="244"/>
             <w:bookmarkEnd w:id="245"/>
             <w:bookmarkEnd w:id="246"/>
-            <w:bookmarkEnd w:id="247"/>
           </w:p>
         </w:tc>
       </w:tr>
@@ -868,7 +857,13 @@
               <w:t>思辨如下</w:t>
             </w:r>
             <w:r>
-              <w:t>关于对错与道德的</w:t>
+              <w:t>关于对错与</w:t>
+            </w:r>
+            <w:r>
+              <w:t>法律</w:t>
+            </w:r>
+            <w:r>
+              <w:t>道德的</w:t>
             </w:r>
             <w:r>
               <w:t>视频</w:t>
@@ -877,6 +872,19 @@
               <w:t>：</w:t>
             </w:r>
             <w:hyperlink r:id="rId8" w:history="1">
+              <w:r>
+                <w:rPr>
+                  <w:rStyle w:val="Hyperlink"/>
+                </w:rPr>
+                <w:t>https://www.zhihu.com/zvideo/1967890112978347845</w:t>
+              </w:r>
+            </w:hyperlink>
+            <w:bookmarkStart w:id="247" w:name="_GoBack"/>
+            <w:bookmarkEnd w:id="247"/>
+            <w:r>
+              <w:t>、</w:t>
+            </w:r>
+            <w:hyperlink r:id="rId9" w:history="1">
               <w:r>
                 <w:rPr>
                   <w:rStyle w:val="Hyperlink"/>
@@ -887,7 +895,7 @@
             <w:r>
               <w:t>、</w:t>
             </w:r>
-            <w:hyperlink r:id="rId9" w:history="1">
+            <w:hyperlink r:id="rId10" w:history="1">
               <w:r>
                 <w:rPr>
                   <w:rStyle w:val="Hyperlink"/>
@@ -911,7 +919,7 @@
             <w:r>
               <w:t>思辨如下关于思维语言的平台对等性视频：</w:t>
             </w:r>
-            <w:hyperlink r:id="rId10" w:tgtFrame="_blank" w:history="1">
+            <w:hyperlink r:id="rId11" w:tgtFrame="_blank" w:history="1">
               <w:r>
                 <w:rPr>
                   <w:rStyle w:val="Hyperlink"/>
@@ -942,12 +950,19 @@
             <w:r>
               <w:t>：</w:t>
             </w:r>
-            <w:hyperlink r:id="rId11" w:tgtFrame="_blank" w:history="1">
+            <w:hyperlink r:id="rId12" w:tgtFrame="_blank" w:history="1">
               <w:r>
                 <w:rPr>
                   <w:rStyle w:val="Hyperlink"/>
                 </w:rPr>
-                <w:t>https://www.zhihu.com/zvideo/1789315853210247169</w:t>
+                <w:t>https://www.zhihu.com/zv</w:t>
+              </w:r>
+              <w:r>
+                <w:rPr>
+                  <w:rStyle w:val="Hyperlink"/>
+                </w:rPr>
+                <w:lastRenderedPageBreak/>
+                <w:t>ideo/1789315853210247169</w:t>
               </w:r>
             </w:hyperlink>
             <w:r>
@@ -1230,7 +1245,7 @@
               <w:snapToGrid w:val="0"/>
               <w:spacing w:before="120" w:after="120"/>
             </w:pPr>
-            <w:hyperlink r:id="rId12" w:tgtFrame="_blank" w:history="1">
+            <w:hyperlink r:id="rId13" w:tgtFrame="_blank" w:history="1">
               <w:r>
                 <w:rPr>
                   <w:rStyle w:val="Hyperlink"/>
@@ -3500,7 +3515,7 @@
 </file>
 
 <file path=customXml/itemProps1.xml><?xml version="1.0" encoding="utf-8"?>
-<ds:datastoreItem xmlns:ds="http://schemas.openxmlformats.org/officeDocument/2006/customXml" ds:itemID="{81A4B664-8F00-4F56-8CD0-1961D13CE41A}">
+<ds:datastoreItem xmlns:ds="http://schemas.openxmlformats.org/officeDocument/2006/customXml" ds:itemID="{A62335D1-1424-44E9-9790-43320FFC782C}">
   <ds:schemaRefs>
     <ds:schemaRef ds:uri="http://schemas.openxmlformats.org/officeDocument/2006/bibliography"/>
   </ds:schemaRefs>
